--- a/templates_local/original/立案审批表.docx
+++ b/templates_local/original/立案审批表.docx
@@ -153,6 +153,7 @@
         <w:trPr>
           <w:wBefore w:w="0" w:type="dxa"/>
           <w:wAfter w:w="0" w:type="dxa"/>
+          <w:cantSplit/>
           <w:trHeight w:val="464" w:hRule="atLeast"/>
         </w:trPr>
         <w:tc>
@@ -169,6 +170,9 @@
           </w:tcPr>
           <w:p>
             <w:pPr>
+              <w:keepNext w:val="0"/>
+              <w:keepLines/>
+              <w:widowControl w:val="0"/>
               <w:rPr>
                 <w:rFonts w:ascii="新宋体" w:hAnsi="新宋体" w:eastAsia="新宋体"/>
                 <w:b/>
@@ -203,6 +207,9 @@
           </w:tcPr>
           <w:p>
             <w:pPr>
+              <w:keepNext w:val="0"/>
+              <w:keepLines/>
+              <w:widowControl w:val="0"/>
               <w:rPr>
                 <w:rFonts w:ascii="新宋体" w:hAnsi="新宋体" w:eastAsia="新宋体"/>
                 <w:b/>
@@ -213,14 +220,14 @@
             </w:pPr>
             <w:r>
               <w:rPr>
-                <w:rFonts w:hint="eastAsia"/>
-                <w:b/>
-                <w:bCs/>
-                <w:color w:val="FF0000"/>
+                <w:rFonts w:hint="eastAsia" w:ascii="宋体" w:hAnsi="宋体" w:eastAsia="宋体" w:cs="宋体"/>
+                <w:b w:val="0"/>
+                <w:bCs w:val="0"/>
+                <w:color w:val="000000"/>
                 <w:sz w:val="28"/>
                 <w:lang w:val="en-US" w:eastAsia="zh-CN"/>
               </w:rPr>
-              <w:t>【民事】</w:t>
+              <w:t>民事</w:t>
             </w:r>
           </w:p>
         </w:tc>
@@ -238,6 +245,9 @@
           </w:tcPr>
           <w:p>
             <w:pPr>
+              <w:keepNext w:val="0"/>
+              <w:keepLines/>
+              <w:widowControl w:val="0"/>
               <w:jc w:val="center"/>
               <w:rPr>
                 <w:rFonts w:ascii="新宋体" w:hAnsi="新宋体" w:eastAsia="新宋体"/>
@@ -274,25 +284,19 @@
           </w:tcPr>
           <w:p>
             <w:pPr>
+              <w:keepNext w:val="0"/>
+              <w:keepLines/>
+              <w:widowControl w:val="0"/>
               <w:rPr>
                 <w:rFonts w:hint="default" w:ascii="新宋体" w:hAnsi="新宋体" w:eastAsia="新宋体"/>
+                <w:b w:val="0"/>
+                <w:bCs/>
+                <w:color w:val="000000"/>
                 <w:sz w:val="28"/>
                 <w:szCs w:val="28"/>
                 <w:lang w:val="en-US" w:eastAsia="zh-CN"/>
               </w:rPr>
             </w:pPr>
-            <w:r>
-              <w:rPr>
-                <w:rFonts w:hint="eastAsia" w:ascii="新宋体" w:hAnsi="新宋体" w:eastAsia="新宋体"/>
-                <w:b/>
-                <w:bCs/>
-                <w:color w:val="FF0000"/>
-                <w:sz w:val="28"/>
-                <w:szCs w:val="28"/>
-                <w:lang w:val="en-US" w:eastAsia="zh-CN"/>
-              </w:rPr>
-              <w:t>【留空】</w:t>
-            </w:r>
           </w:p>
         </w:tc>
       </w:tr>
@@ -316,6 +320,7 @@
         <w:trPr>
           <w:wBefore w:w="0" w:type="dxa"/>
           <w:wAfter w:w="0" w:type="dxa"/>
+          <w:cantSplit/>
           <w:trHeight w:val="464" w:hRule="atLeast"/>
         </w:trPr>
         <w:tc>
@@ -332,6 +337,9 @@
           </w:tcPr>
           <w:p>
             <w:pPr>
+              <w:keepNext w:val="0"/>
+              <w:keepLines/>
+              <w:widowControl w:val="0"/>
               <w:rPr>
                 <w:rFonts w:ascii="新宋体" w:hAnsi="新宋体" w:eastAsia="新宋体"/>
                 <w:b/>
@@ -407,7 +415,9 @@
           </w:tcPr>
           <w:p>
             <w:pPr>
-              <w:jc w:val="center"/>
+              <w:keepNext w:val="0"/>
+              <w:keepLines/>
+              <w:widowControl w:val="0"/>
               <w:rPr>
                 <w:rFonts w:ascii="新宋体" w:hAnsi="新宋体" w:eastAsia="新宋体"/>
                 <w:b/>
@@ -418,14 +428,15 @@
             </w:pPr>
             <w:r>
               <w:rPr>
-                <w:rFonts w:hint="eastAsia"/>
-                <w:b/>
-                <w:bCs/>
-                <w:color w:val="FF0000"/>
-                <w:sz w:val="28"/>
+                <w:rFonts w:hint="eastAsia" w:ascii="宋体" w:hAnsi="宋体" w:eastAsia="宋体" w:cs="宋体"/>
+                <w:b w:val="0"/>
+                <w:bCs w:val="0"/>
+                <w:color w:val="000000"/>
+                <w:sz w:val="28"/>
+                <w:szCs w:val="28"/>
                 <w:lang w:val="en-US" w:eastAsia="zh-CN"/>
               </w:rPr>
-              <w:t>【委托代理合同中委托人】</w:t>
+              <w:t>广州银行股份有限公司佛山分行</w:t>
             </w:r>
           </w:p>
         </w:tc>
@@ -443,6 +454,9 @@
           </w:tcPr>
           <w:p>
             <w:pPr>
+              <w:keepNext w:val="0"/>
+              <w:keepLines/>
+              <w:widowControl w:val="0"/>
               <w:rPr>
                 <w:rFonts w:ascii="新宋体" w:hAnsi="新宋体" w:eastAsia="新宋体"/>
                 <w:b/>
@@ -477,6 +491,9 @@
           </w:tcPr>
           <w:p>
             <w:pPr>
+              <w:keepNext w:val="0"/>
+              <w:keepLines/>
+              <w:widowControl w:val="0"/>
               <w:rPr>
                 <w:rFonts w:hint="default" w:ascii="新宋体" w:hAnsi="新宋体" w:eastAsia="新宋体"/>
                 <w:b/>
@@ -488,39 +505,15 @@
             </w:pPr>
             <w:r>
               <w:rPr>
-                <w:rFonts w:hint="eastAsia" w:ascii="新宋体" w:hAnsi="新宋体" w:eastAsia="新宋体"/>
-                <w:b/>
-                <w:bCs/>
-                <w:color w:val="FF0000"/>
+                <w:rFonts w:hint="eastAsia" w:ascii="宋体" w:hAnsi="宋体" w:eastAsia="宋体" w:cs="宋体"/>
+                <w:b w:val="0"/>
+                <w:bCs w:val="0"/>
+                <w:color w:val="000000"/>
                 <w:sz w:val="28"/>
                 <w:szCs w:val="28"/>
                 <w:lang w:val="en-US" w:eastAsia="zh-CN"/>
               </w:rPr>
-              <w:t>【</w:t>
-            </w:r>
-            <w:r>
-              <w:rPr>
-                <w:rFonts w:hint="eastAsia" w:ascii="新宋体" w:hAnsi="新宋体" w:eastAsia="新宋体"/>
-                <w:b/>
-                <w:bCs/>
-                <w:color w:val="FF0000"/>
-                <w:sz w:val="28"/>
-                <w:szCs w:val="28"/>
-                <w:lang w:val="en-US" w:eastAsia="zh-CN"/>
-              </w:rPr>
-              <w:t>起诉状中的原告</w:t>
-            </w:r>
-            <w:r>
-              <w:rPr>
-                <w:rFonts w:hint="eastAsia" w:ascii="新宋体" w:hAnsi="新宋体" w:eastAsia="新宋体"/>
-                <w:b/>
-                <w:bCs/>
-                <w:color w:val="FF0000"/>
-                <w:sz w:val="28"/>
-                <w:szCs w:val="28"/>
-                <w:lang w:val="en-US" w:eastAsia="zh-CN"/>
-              </w:rPr>
-              <w:t>】</w:t>
+              <w:t>广州银行股份有限公司佛山分行</w:t>
             </w:r>
           </w:p>
         </w:tc>
@@ -545,6 +538,7 @@
         <w:trPr>
           <w:wBefore w:w="0" w:type="dxa"/>
           <w:wAfter w:w="0" w:type="dxa"/>
+          <w:cantSplit/>
           <w:trHeight w:val="464" w:hRule="atLeast"/>
         </w:trPr>
         <w:tc>
@@ -561,6 +555,9 @@
           </w:tcPr>
           <w:p>
             <w:pPr>
+              <w:keepNext w:val="0"/>
+              <w:keepLines/>
+              <w:widowControl w:val="0"/>
               <w:rPr>
                 <w:rFonts w:ascii="新宋体" w:hAnsi="新宋体" w:eastAsia="新宋体"/>
                 <w:b/>
@@ -596,11 +593,15 @@
           </w:tcPr>
           <w:p>
             <w:pPr>
+              <w:keepNext w:val="0"/>
+              <w:keepLines/>
+              <w:widowControl w:val="0"/>
               <w:jc w:val="both"/>
               <w:rPr>
                 <w:rFonts w:hint="default" w:ascii="新宋体" w:hAnsi="新宋体" w:eastAsia="新宋体"/>
                 <w:b/>
                 <w:bCs/>
+                <w:color w:val="auto"/>
                 <w:sz w:val="28"/>
                 <w:szCs w:val="28"/>
                 <w:lang w:val="en-US" w:eastAsia="zh-CN"/>
@@ -609,14 +610,14 @@
             <w:r>
               <w:rPr>
                 <w:rFonts w:hint="eastAsia" w:ascii="新宋体" w:hAnsi="新宋体" w:eastAsia="新宋体"/>
-                <w:b/>
-                <w:bCs/>
-                <w:color w:val="FF0000"/>
+                <w:b w:val="0"/>
+                <w:bCs w:val="0"/>
+                <w:color w:val="000000"/>
                 <w:sz w:val="28"/>
                 <w:szCs w:val="28"/>
                 <w:lang w:val="en-US" w:eastAsia="zh-CN"/>
               </w:rPr>
-              <w:t>【委托代理合同中委托人联系电话】</w:t>
+              <w:t>待确认</w:t>
             </w:r>
           </w:p>
         </w:tc>
@@ -634,6 +635,9 @@
           </w:tcPr>
           <w:p>
             <w:pPr>
+              <w:keepNext w:val="0"/>
+              <w:keepLines/>
+              <w:widowControl w:val="0"/>
               <w:rPr>
                 <w:rFonts w:ascii="新宋体" w:hAnsi="新宋体" w:eastAsia="新宋体"/>
                 <w:b/>
@@ -688,6 +692,9 @@
           </w:tcPr>
           <w:p>
             <w:pPr>
+              <w:keepNext w:val="0"/>
+              <w:keepLines/>
+              <w:widowControl w:val="0"/>
               <w:rPr>
                 <w:rFonts w:ascii="新宋体" w:hAnsi="新宋体" w:eastAsia="新宋体"/>
                 <w:b/>
@@ -719,6 +726,7 @@
         <w:trPr>
           <w:wBefore w:w="0" w:type="dxa"/>
           <w:wAfter w:w="0" w:type="dxa"/>
+          <w:cantSplit/>
           <w:trHeight w:val="442" w:hRule="atLeast"/>
         </w:trPr>
         <w:tc>
@@ -735,6 +743,9 @@
           </w:tcPr>
           <w:p>
             <w:pPr>
+              <w:keepNext w:val="0"/>
+              <w:keepLines/>
+              <w:widowControl w:val="0"/>
               <w:rPr>
                 <w:rFonts w:ascii="新宋体" w:hAnsi="新宋体" w:eastAsia="新宋体"/>
                 <w:b/>
@@ -769,10 +780,14 @@
           </w:tcPr>
           <w:p>
             <w:pPr>
+              <w:keepNext w:val="0"/>
+              <w:keepLines/>
+              <w:widowControl w:val="0"/>
               <w:rPr>
                 <w:rFonts w:hint="default" w:ascii="新宋体" w:hAnsi="新宋体" w:eastAsia="新宋体"/>
-                <w:b/>
-                <w:bCs/>
+                <w:b w:val="0"/>
+                <w:bCs w:val="0"/>
+                <w:color w:val="auto"/>
                 <w:sz w:val="28"/>
                 <w:szCs w:val="28"/>
                 <w:lang w:val="en-US" w:eastAsia="zh-CN"/>
@@ -781,14 +796,14 @@
             <w:r>
               <w:rPr>
                 <w:rFonts w:hint="eastAsia" w:ascii="新宋体" w:hAnsi="新宋体" w:eastAsia="新宋体"/>
-                <w:b/>
-                <w:bCs/>
-                <w:color w:val="FF0000"/>
+                <w:b w:val="0"/>
+                <w:bCs w:val="0"/>
+                <w:color w:val="000000"/>
                 <w:sz w:val="28"/>
                 <w:szCs w:val="28"/>
                 <w:lang w:val="en-US" w:eastAsia="zh-CN"/>
               </w:rPr>
-              <w:t>【固定XXX元\基础XXX元+风险】</w:t>
+              <w:t>待确认</w:t>
             </w:r>
           </w:p>
         </w:tc>
@@ -806,19 +821,24 @@
           </w:tcPr>
           <w:p>
             <w:pPr>
+              <w:keepNext w:val="0"/>
+              <w:keepLines/>
+              <w:widowControl w:val="0"/>
               <w:rPr>
                 <w:rFonts w:ascii="新宋体" w:hAnsi="新宋体" w:eastAsia="新宋体"/>
                 <w:b/>
                 <w:bCs/>
-                <w:sz w:val="28"/>
-                <w:szCs w:val="28"/>
-              </w:rPr>
-            </w:pPr>
-            <w:r>
-              <w:rPr>
-                <w:rFonts w:hint="eastAsia" w:ascii="新宋体" w:hAnsi="新宋体" w:eastAsia="新宋体"/>
-                <w:b/>
-                <w:bCs/>
+                <w:color w:val="auto"/>
+                <w:sz w:val="28"/>
+                <w:szCs w:val="28"/>
+              </w:rPr>
+            </w:pPr>
+            <w:r>
+              <w:rPr>
+                <w:rFonts w:hint="eastAsia" w:ascii="新宋体" w:hAnsi="新宋体" w:eastAsia="新宋体"/>
+                <w:b/>
+                <w:bCs/>
+                <w:color w:val="auto"/>
                 <w:sz w:val="28"/>
                 <w:szCs w:val="28"/>
               </w:rPr>
@@ -829,6 +849,7 @@
                 <w:rFonts w:ascii="新宋体" w:hAnsi="新宋体" w:eastAsia="新宋体"/>
                 <w:b/>
                 <w:bCs/>
+                <w:color w:val="auto"/>
                 <w:sz w:val="28"/>
                 <w:szCs w:val="28"/>
               </w:rPr>
@@ -839,6 +860,7 @@
                 <w:rFonts w:hint="eastAsia" w:ascii="新宋体" w:hAnsi="新宋体" w:eastAsia="新宋体"/>
                 <w:b/>
                 <w:bCs/>
+                <w:color w:val="auto"/>
                 <w:sz w:val="28"/>
                 <w:szCs w:val="28"/>
               </w:rPr>
@@ -861,6 +883,9 @@
           </w:tcPr>
           <w:p>
             <w:pPr>
+              <w:keepNext w:val="0"/>
+              <w:keepLines/>
+              <w:widowControl w:val="0"/>
               <w:rPr>
                 <w:rFonts w:ascii="新宋体" w:hAnsi="新宋体" w:eastAsia="新宋体"/>
                 <w:b/>
@@ -872,14 +897,14 @@
             <w:r>
               <w:rPr>
                 <w:rFonts w:hint="eastAsia" w:ascii="新宋体" w:hAnsi="新宋体" w:eastAsia="新宋体"/>
-                <w:b/>
-                <w:bCs/>
-                <w:color w:val="FF0000"/>
+                <w:b w:val="0"/>
+                <w:bCs w:val="0"/>
+                <w:color w:val="000000"/>
                 <w:sz w:val="28"/>
                 <w:szCs w:val="28"/>
                 <w:lang w:val="en-US" w:eastAsia="zh-CN"/>
               </w:rPr>
-              <w:t>【起诉状中，原告的“住所地”】</w:t>
+              <w:t>佛山市禅城区朝安南路63号P33首层商铺、P32首层及二层商铺</w:t>
             </w:r>
           </w:p>
         </w:tc>
@@ -904,6 +929,8 @@
         <w:trPr>
           <w:wBefore w:w="0" w:type="dxa"/>
           <w:wAfter w:w="0" w:type="dxa"/>
+          <w:cantSplit/>
+          <w:trHeight w:val="0" w:hRule="atLeast"/>
         </w:trPr>
         <w:tc>
           <w:tcPr>
@@ -919,6 +946,9 @@
           </w:tcPr>
           <w:p>
             <w:pPr>
+              <w:keepNext w:val="0"/>
+              <w:keepLines/>
+              <w:widowControl w:val="0"/>
               <w:rPr>
                 <w:rFonts w:ascii="新宋体" w:hAnsi="新宋体" w:eastAsia="新宋体"/>
                 <w:b/>
@@ -954,6 +984,9 @@
           </w:tcPr>
           <w:p>
             <w:pPr>
+              <w:keepNext w:val="0"/>
+              <w:keepLines/>
+              <w:widowControl w:val="0"/>
               <w:rPr>
                 <w:rFonts w:hint="eastAsia" w:ascii="新宋体" w:hAnsi="新宋体" w:eastAsia="新宋体"/>
                 <w:b/>
@@ -965,39 +998,15 @@
             </w:pPr>
             <w:r>
               <w:rPr>
-                <w:rFonts w:hint="eastAsia" w:ascii="新宋体" w:hAnsi="新宋体" w:eastAsia="新宋体"/>
-                <w:b/>
-                <w:bCs/>
-                <w:color w:val="FF0000"/>
-                <w:sz w:val="28"/>
-                <w:szCs w:val="28"/>
-                <w:lang w:eastAsia="zh-CN"/>
-              </w:rPr>
-              <w:t>【</w:t>
-            </w:r>
-            <w:r>
-              <w:rPr>
-                <w:rFonts w:hint="eastAsia" w:ascii="新宋体" w:hAnsi="新宋体" w:eastAsia="新宋体"/>
-                <w:b/>
-                <w:bCs/>
-                <w:color w:val="FF0000"/>
+                <w:rFonts w:hint="eastAsia" w:ascii="新宋体" w:hAnsi="新宋体" w:eastAsia="新宋体" w:cs="Times New Roman"/>
+                <w:b w:val="0"/>
+                <w:bCs w:val="0"/>
+                <w:color w:val="000000"/>
                 <w:sz w:val="28"/>
                 <w:szCs w:val="28"/>
                 <w:lang w:val="en-US" w:eastAsia="zh-CN"/>
               </w:rPr>
-              <w:t>起诉状中的被告</w:t>
-            </w:r>
-            <w:r>
-              <w:rPr>
-                <w:rFonts w:hint="eastAsia" w:ascii="新宋体" w:hAnsi="新宋体" w:eastAsia="新宋体"/>
-                <w:b/>
-                <w:bCs/>
-                <w:color w:val="FF0000"/>
-                <w:sz w:val="28"/>
-                <w:szCs w:val="28"/>
-                <w:lang w:eastAsia="zh-CN"/>
-              </w:rPr>
-              <w:t>】</w:t>
+              <w:t>佛山市顺德区乐从镇兴泰贸易有限公司、佛山市顺德区乐从镇环宇贸易有限公司、曾立言、何舜珠</w:t>
             </w:r>
           </w:p>
         </w:tc>
@@ -1022,6 +1031,8 @@
         <w:trPr>
           <w:wBefore w:w="0" w:type="dxa"/>
           <w:wAfter w:w="0" w:type="dxa"/>
+          <w:cantSplit/>
+          <w:trHeight w:val="0" w:hRule="atLeast"/>
         </w:trPr>
         <w:tc>
           <w:tcPr>
@@ -1038,12 +1049,17 @@
           </w:tcPr>
           <w:p>
             <w:pPr>
-              <w:rPr>
-                <w:rFonts w:ascii="新宋体" w:hAnsi="新宋体" w:eastAsia="新宋体"/>
-                <w:b/>
-                <w:bCs/>
-                <w:sz w:val="28"/>
-                <w:szCs w:val="28"/>
+              <w:keepNext w:val="0"/>
+              <w:keepLines/>
+              <w:widowControl w:val="0"/>
+              <w:rPr>
+                <w:rFonts w:hint="eastAsia" w:ascii="新宋体" w:hAnsi="新宋体" w:eastAsia="新宋体"/>
+                <w:b w:val="0"/>
+                <w:bCs/>
+                <w:color w:val="000000"/>
+                <w:sz w:val="28"/>
+                <w:szCs w:val="28"/>
+                <w:lang w:eastAsia="zh-CN"/>
               </w:rPr>
             </w:pPr>
             <w:r>
@@ -1059,11 +1075,14 @@
           </w:p>
           <w:p>
             <w:pPr>
-              <w:rPr>
-                <w:rFonts w:hint="eastAsia" w:ascii="新宋体" w:hAnsi="新宋体" w:eastAsia="新宋体"/>
-                <w:b/>
-                <w:bCs/>
-                <w:color w:val="FF0000"/>
+              <w:keepNext w:val="0"/>
+              <w:keepLines/>
+              <w:widowControl w:val="0"/>
+              <w:rPr>
+                <w:rFonts w:hint="eastAsia" w:ascii="新宋体" w:hAnsi="新宋体" w:eastAsia="新宋体"/>
+                <w:b w:val="0"/>
+                <w:bCs/>
+                <w:color w:val="000000"/>
                 <w:sz w:val="28"/>
                 <w:szCs w:val="28"/>
                 <w:lang w:eastAsia="zh-CN"/>
@@ -1072,86 +1091,47 @@
             <w:r>
               <w:rPr>
                 <w:rFonts w:hint="eastAsia" w:ascii="新宋体" w:hAnsi="新宋体" w:eastAsia="新宋体"/>
-                <w:b/>
-                <w:bCs/>
-                <w:color w:val="FF0000"/>
+                <w:b w:val="0"/>
+                <w:bCs/>
+                <w:color w:val="000000"/>
                 <w:sz w:val="28"/>
                 <w:szCs w:val="28"/>
                 <w:lang w:eastAsia="zh-CN"/>
               </w:rPr>
-              <w:t>【</w:t>
-            </w:r>
-            <w:r>
-              <w:rPr>
-                <w:rFonts w:hint="eastAsia" w:ascii="新宋体" w:hAnsi="新宋体" w:eastAsia="新宋体"/>
-                <w:b/>
-                <w:bCs/>
-                <w:color w:val="FF0000"/>
+              <w:t>佛山市顺德区乐从镇兴泰贸易有限公司的贷款逾期，委托人委托我所代理起诉，起诉标的24996000元</w:t>
+            </w:r>
+          </w:p>
+          <w:p>
+            <w:pPr>
+              <w:keepNext w:val="0"/>
+              <w:keepLines/>
+              <w:widowControl w:val="0"/>
+              <w:rPr>
+                <w:rFonts w:hint="eastAsia" w:ascii="新宋体" w:hAnsi="新宋体" w:eastAsia="新宋体" w:cs="Times New Roman"/>
+                <w:b w:val="0"/>
+                <w:bCs w:val="0"/>
+                <w:color w:val="000000"/>
                 <w:sz w:val="28"/>
                 <w:szCs w:val="28"/>
                 <w:lang w:val="en-US" w:eastAsia="zh-CN"/>
               </w:rPr>
-              <w:t>XXX（对方当事人）的贷款逾期，委托人委托我所代理起诉，起诉标的XXX（起诉状中起诉标的）元</w:t>
-            </w:r>
-            <w:r>
-              <w:rPr>
-                <w:rFonts w:hint="eastAsia" w:ascii="新宋体" w:hAnsi="新宋体" w:eastAsia="新宋体"/>
-                <w:b/>
-                <w:bCs/>
-                <w:color w:val="FF0000"/>
-                <w:sz w:val="28"/>
-                <w:szCs w:val="28"/>
-                <w:lang w:eastAsia="zh-CN"/>
-              </w:rPr>
-              <w:t>】</w:t>
-            </w:r>
-          </w:p>
-          <w:p>
-            <w:pPr>
-              <w:rPr>
-                <w:rFonts w:hint="eastAsia" w:ascii="新宋体" w:hAnsi="新宋体" w:eastAsia="新宋体"/>
-                <w:b/>
-                <w:bCs/>
-                <w:sz w:val="28"/>
-                <w:szCs w:val="28"/>
-              </w:rPr>
-            </w:pPr>
-            <w:r>
-              <w:rPr>
-                <w:rFonts w:hint="eastAsia" w:ascii="新宋体" w:hAnsi="新宋体" w:eastAsia="新宋体"/>
-                <w:b/>
-                <w:bCs/>
-                <w:color w:val="FF0000"/>
-                <w:sz w:val="28"/>
-                <w:szCs w:val="28"/>
-                <w:lang w:eastAsia="zh-CN"/>
-              </w:rPr>
-              <w:t>【</w:t>
-            </w:r>
-            <w:r>
-              <w:rPr>
-                <w:rFonts w:hint="eastAsia" w:ascii="新宋体" w:hAnsi="新宋体" w:eastAsia="新宋体"/>
-                <w:b/>
-                <w:bCs/>
-                <w:color w:val="FF0000"/>
+            </w:pPr>
+          </w:p>
+          <w:p>
+            <w:pPr>
+              <w:keepNext w:val="0"/>
+              <w:keepLines/>
+              <w:widowControl w:val="0"/>
+              <w:rPr>
+                <w:rFonts w:hint="eastAsia" w:ascii="新宋体" w:hAnsi="新宋体" w:eastAsia="新宋体" w:cs="Times New Roman"/>
+                <w:b w:val="0"/>
+                <w:bCs w:val="0"/>
+                <w:color w:val="auto"/>
                 <w:sz w:val="28"/>
                 <w:szCs w:val="28"/>
                 <w:lang w:val="en-US" w:eastAsia="zh-CN"/>
               </w:rPr>
-              <w:t>所有</w:t>
-            </w:r>
-            <w:r>
-              <w:rPr>
-                <w:rFonts w:hint="eastAsia" w:ascii="新宋体" w:hAnsi="新宋体" w:eastAsia="新宋体"/>
-                <w:b/>
-                <w:bCs/>
-                <w:color w:val="FF0000"/>
-                <w:sz w:val="28"/>
-                <w:szCs w:val="28"/>
-                <w:lang w:eastAsia="zh-CN"/>
-              </w:rPr>
-              <w:t>字体格式要求：宋体四号，行距：固定值20磅，案情简介加上限制100字内】</w:t>
-            </w:r>
+            </w:pPr>
           </w:p>
         </w:tc>
       </w:tr>
@@ -1175,6 +1155,8 @@
         <w:trPr>
           <w:wBefore w:w="0" w:type="dxa"/>
           <w:wAfter w:w="0" w:type="dxa"/>
+          <w:cantSplit/>
+          <w:trHeight w:val="0" w:hRule="atLeast"/>
         </w:trPr>
         <w:tc>
           <w:tcPr>
@@ -1191,6 +1173,9 @@
           </w:tcPr>
           <w:p>
             <w:pPr>
+              <w:keepNext w:val="0"/>
+              <w:keepLines/>
+              <w:widowControl w:val="0"/>
               <w:rPr>
                 <w:rFonts w:ascii="新宋体" w:hAnsi="新宋体" w:eastAsia="新宋体"/>
                 <w:b/>
@@ -1212,17 +1197,34 @@
           </w:p>
           <w:p>
             <w:pPr>
-              <w:rPr>
-                <w:rFonts w:hint="eastAsia" w:ascii="新宋体" w:hAnsi="新宋体" w:eastAsia="新宋体"/>
-                <w:b/>
-                <w:bCs/>
-                <w:sz w:val="28"/>
-                <w:szCs w:val="28"/>
-              </w:rPr>
-            </w:pPr>
-          </w:p>
-          <w:p>
-            <w:pPr>
+              <w:keepNext w:val="0"/>
+              <w:keepLines/>
+              <w:widowControl w:val="0"/>
+              <w:ind w:firstLine="560" w:firstLineChars="200"/>
+              <w:rPr>
+                <w:rFonts w:hint="eastAsia" w:ascii="新宋体" w:hAnsi="新宋体" w:eastAsia="新宋体"/>
+                <w:b w:val="0"/>
+                <w:bCs w:val="0"/>
+                <w:sz w:val="28"/>
+                <w:szCs w:val="28"/>
+              </w:rPr>
+            </w:pPr>
+            <w:r>
+              <w:rPr>
+                <w:rFonts w:hint="eastAsia" w:ascii="新宋体" w:hAnsi="新宋体" w:eastAsia="新宋体"/>
+                <w:b w:val="0"/>
+                <w:bCs w:val="0"/>
+                <w:sz w:val="28"/>
+                <w:szCs w:val="28"/>
+              </w:rPr>
+              <w:t>符合立案条件，拟承办</w:t>
+            </w:r>
+          </w:p>
+          <w:p>
+            <w:pPr>
+              <w:keepNext w:val="0"/>
+              <w:keepLines/>
+              <w:widowControl w:val="0"/>
               <w:rPr>
                 <w:rFonts w:hint="eastAsia" w:ascii="新宋体" w:hAnsi="新宋体" w:eastAsia="新宋体"/>
                 <w:b/>
@@ -1254,6 +1256,7 @@
         <w:trPr>
           <w:wBefore w:w="0" w:type="dxa"/>
           <w:wAfter w:w="0" w:type="dxa"/>
+          <w:cantSplit/>
           <w:trHeight w:val="439" w:hRule="atLeast"/>
         </w:trPr>
         <w:tc>
@@ -1271,6 +1274,9 @@
           </w:tcPr>
           <w:p>
             <w:pPr>
+              <w:keepNext w:val="0"/>
+              <w:keepLines/>
+              <w:widowControl w:val="0"/>
               <w:rPr>
                 <w:rFonts w:ascii="新宋体" w:hAnsi="新宋体" w:eastAsia="新宋体"/>
                 <w:b/>
@@ -1292,17 +1298,23 @@
           </w:p>
           <w:p>
             <w:pPr>
-              <w:rPr>
-                <w:rFonts w:hint="eastAsia" w:ascii="新宋体" w:hAnsi="新宋体" w:eastAsia="新宋体"/>
-                <w:b/>
-                <w:bCs/>
-                <w:sz w:val="28"/>
-                <w:szCs w:val="28"/>
-              </w:rPr>
-            </w:pPr>
-          </w:p>
-          <w:p>
-            <w:pPr>
+              <w:keepNext w:val="0"/>
+              <w:keepLines/>
+              <w:widowControl w:val="0"/>
+              <w:rPr>
+                <w:rFonts w:hint="eastAsia" w:ascii="新宋体" w:hAnsi="新宋体" w:eastAsia="新宋体"/>
+                <w:b/>
+                <w:bCs/>
+                <w:sz w:val="28"/>
+                <w:szCs w:val="28"/>
+              </w:rPr>
+            </w:pPr>
+          </w:p>
+          <w:p>
+            <w:pPr>
+              <w:keepNext w:val="0"/>
+              <w:keepLines/>
+              <w:widowControl w:val="0"/>
               <w:rPr>
                 <w:rFonts w:hint="eastAsia" w:ascii="新宋体" w:hAnsi="新宋体" w:eastAsia="新宋体"/>
                 <w:b/>
@@ -1334,6 +1346,7 @@
         <w:trPr>
           <w:wBefore w:w="0" w:type="dxa"/>
           <w:wAfter w:w="0" w:type="dxa"/>
+          <w:cantSplit/>
           <w:trHeight w:val="451" w:hRule="atLeast"/>
         </w:trPr>
         <w:tc>
@@ -1351,6 +1364,9 @@
           </w:tcPr>
           <w:p>
             <w:pPr>
+              <w:keepNext w:val="0"/>
+              <w:keepLines/>
+              <w:widowControl w:val="0"/>
               <w:rPr>
                 <w:rFonts w:hint="default" w:ascii="新宋体" w:hAnsi="新宋体" w:eastAsia="新宋体"/>
                 <w:b/>
@@ -1372,14 +1388,15 @@
             </w:r>
             <w:r>
               <w:rPr>
-                <w:rFonts w:hint="eastAsia"/>
-                <w:b/>
-                <w:bCs/>
-                <w:color w:val="FF0000"/>
-                <w:sz w:val="28"/>
+                <w:rFonts w:hint="eastAsia" w:ascii="新宋体" w:hAnsi="新宋体" w:eastAsia="新宋体" w:cs="Times New Roman"/>
+                <w:b w:val="0"/>
+                <w:bCs w:val="0"/>
+                <w:color w:val="000000"/>
+                <w:sz w:val="28"/>
+                <w:szCs w:val="28"/>
                 <w:lang w:val="en-US" w:eastAsia="zh-CN"/>
               </w:rPr>
-              <w:t>【委托代理合同中落款日期】</w:t>
+              <w:t>待确认</w:t>
             </w:r>
           </w:p>
         </w:tc>
@@ -1404,6 +1421,8 @@
         <w:trPr>
           <w:wBefore w:w="0" w:type="dxa"/>
           <w:wAfter w:w="0" w:type="dxa"/>
+          <w:cantSplit/>
+          <w:trHeight w:val="0" w:hRule="atLeast"/>
         </w:trPr>
         <w:tc>
           <w:tcPr>
@@ -1420,6 +1439,9 @@
           </w:tcPr>
           <w:p>
             <w:pPr>
+              <w:keepNext w:val="0"/>
+              <w:keepLines/>
+              <w:widowControl w:val="0"/>
               <w:rPr>
                 <w:rFonts w:ascii="新宋体" w:hAnsi="新宋体" w:eastAsia="新宋体"/>
                 <w:b/>
